--- a/Revised_KB_Documents/Software and Applications/Airtame.docx
+++ b/Revised_KB_Documents/Software and Applications/Airtame.docx
@@ -247,14 +247,20 @@
       </w:pPr>
       <w:r>
         <w:rPr>
-          <w:b/>
-          <w:sz w:val="19"/>
+          <w:rFonts w:ascii="Calibri" w:hAnsi="Calibri"/>
+          <w:sz w:val="22"/>
         </w:rPr>
-        <w:t xml:space="preserve">Attached Resource Info: </w:t>
+        <w:t xml:space="preserve">Attached Resource Info: Scraped and inlined from the official PDF attachment: </w:t>
       </w:r>
-      <w:r>
-        <w:t>Scraped and inlined from the official PDF attachment: https://www.smsu.edu/resources/webspaces/informationtechnologyservices/airtame-instructions.pdf</w:t>
-      </w:r>
+      <w:hyperlink r:id="rId10">
+        <w:r>
+          <w:rPr>
+            <w:color w:val="0000FF"/>
+            <w:u w:val="single"/>
+          </w:rPr>
+          <w:t>Airtame Wireless Display Setup</w:t>
+        </w:r>
+      </w:hyperlink>
     </w:p>
     <w:p>
       <w:pPr>
